--- a/human_annotation/Human_Annotation_Guideline.docx
+++ b/human_annotation/Human_Annotation_Guideline.docx
@@ -886,24 +886,8 @@
       <w:pPr>
         <w:pStyle w:val="ListBullet"/>
       </w:pPr>
-      <w:commentRangeStart w:id="0"/>
-      <w:commentRangeStart w:id="1"/>
       <w:r>
         <w:t>Include both models proposed by the authors and baseline generation models</w:t>
-      </w:r>
-      <w:commentRangeEnd w:id="0"/>
-      <w:r>
-        <w:rPr>
-          <w:rStyle w:val="CommentReference"/>
-        </w:rPr>
-        <w:commentReference w:id="0"/>
-      </w:r>
-      <w:commentRangeEnd w:id="1"/>
-      <w:r>
-        <w:rPr>
-          <w:rStyle w:val="CommentReference"/>
-        </w:rPr>
-        <w:commentReference w:id="1"/>
       </w:r>
     </w:p>
     <w:p>
@@ -1319,19 +1303,8 @@
       <w:r>
         <w:t xml:space="preserve">logics, rules or </w:t>
       </w:r>
-      <w:commentRangeStart w:id="2"/>
-      <w:r>
-        <w:t>learned models to score outputs</w:t>
-      </w:r>
-      <w:commentRangeEnd w:id="2"/>
-      <w:r>
-        <w:rPr>
-          <w:rStyle w:val="CommentReference"/>
-        </w:rPr>
-        <w:commentReference w:id="2"/>
-      </w:r>
-      <w:r>
-        <w:t>.</w:t>
+      <w:r>
+        <w:t>learned models to score outputs.</w:t>
       </w:r>
     </w:p>
     <w:p>
@@ -1488,7 +1461,7 @@
         </w:rPr>
         <w:t xml:space="preserve"> list of common evaluation metric names can be found here: </w:t>
       </w:r>
-      <w:hyperlink r:id="rId10" w:history="1">
+      <w:hyperlink r:id="rId6" w:history="1">
         <w:r>
           <w:rPr>
             <w:rStyle w:val="Hyperlink"/>
@@ -3767,86 +3740,6 @@
     </w:sectPr>
   </w:body>
 </w:document>
-</file>
-
-<file path=word/comments.xml><?xml version="1.0" encoding="utf-8"?>
-<w:comments xmlns:wpc="http://schemas.microsoft.com/office/word/2010/wordprocessingCanvas" xmlns:cx="http://schemas.microsoft.com/office/drawing/2014/chartex" xmlns:cx1="http://schemas.microsoft.com/office/drawing/2015/9/8/chartex" xmlns:cx2="http://schemas.microsoft.com/office/drawing/2015/10/21/chartex" xmlns:cx3="http://schemas.microsoft.com/office/drawing/2016/5/9/chartex" xmlns:cx4="http://schemas.microsoft.com/office/drawing/2016/5/10/chartex" xmlns:cx5="http://schemas.microsoft.com/office/drawing/2016/5/11/chartex" xmlns:cx6="http://schemas.microsoft.com/office/drawing/2016/5/12/chartex" xmlns:cx7="http://schemas.microsoft.com/office/drawing/2016/5/13/chartex" xmlns:cx8="http://schemas.microsoft.com/office/drawing/2016/5/14/chartex" xmlns:mc="http://schemas.openxmlformats.org/markup-compatibility/2006" xmlns:aink="http://schemas.microsoft.com/office/drawing/2016/ink" xmlns:am3d="http://schemas.microsoft.com/office/drawing/2017/model3d" xmlns:o="urn:schemas-microsoft-com:office:office" xmlns:oel="http://schemas.microsoft.com/office/2019/extlst" xmlns:r="http://schemas.openxmlformats.org/officeDocument/2006/relationships" xmlns:m="http://schemas.openxmlformats.org/officeDocument/2006/math" xmlns:v="urn:schemas-microsoft-com:vml" xmlns:wp14="http://schemas.microsoft.com/office/word/2010/wordprocessingDrawing" xmlns:wp="http://schemas.openxmlformats.org/drawingml/2006/wordprocessingDrawing" xmlns:w10="urn:schemas-microsoft-com:office:word" xmlns:w="http://schemas.openxmlformats.org/wordprocessingml/2006/main" xmlns:w14="http://schemas.microsoft.com/office/word/2010/wordml" xmlns:w15="http://schemas.microsoft.com/office/word/2012/wordml" xmlns:w16cex="http://schemas.microsoft.com/office/word/2018/wordml/cex" xmlns:w16cid="http://schemas.microsoft.com/office/word/2016/wordml/cid" xmlns:w16="http://schemas.microsoft.com/office/word/2018/wordml" xmlns:w16du="http://schemas.microsoft.com/office/word/2023/wordml/word16du" xmlns:w16sdtdh="http://schemas.microsoft.com/office/word/2020/wordml/sdtdatahash" xmlns:w16sdtfl="http://schemas.microsoft.com/office/word/2024/wordml/sdtformatlock" xmlns:w16se="http://schemas.microsoft.com/office/word/2015/wordml/symex" xmlns:wpg="http://schemas.microsoft.com/office/word/2010/wordprocessingGroup" xmlns:wpi="http://schemas.microsoft.com/office/word/2010/wordprocessingInk" xmlns:wne="http://schemas.microsoft.com/office/word/2006/wordml" xmlns:wps="http://schemas.microsoft.com/office/word/2010/wordprocessingShape" mc:Ignorable="w14 w15 w16se w16cid w16 w16cex w16sdtdh w16sdtfl w16du wp14">
-  <w:comment w:id="0" w:author="TU-Pseudonym 17309741480645734872414535861" w:date="2025-10-14T19:28:00Z" w:initials="TP1">
-    <w:p>
-      <w:r>
-        <w:rPr>
-          <w:rStyle w:val="CommentReference"/>
-        </w:rPr>
-        <w:annotationRef/>
-      </w:r>
-      <w:r>
-        <w:rPr>
-          <w:sz w:val="20"/>
-          <w:szCs w:val="20"/>
-        </w:rPr>
-        <w:t>Need to double check this</w:t>
-      </w:r>
-    </w:p>
-  </w:comment>
-  <w:comment w:id="1" w:author="TU-Pseudonym 17309741480645734872414535861" w:date="2025-10-15T10:26:00Z" w:initials="TP1">
-    <w:p>
-      <w:r>
-        <w:rPr>
-          <w:rStyle w:val="CommentReference"/>
-        </w:rPr>
-        <w:annotationRef/>
-      </w:r>
-      <w:r>
-        <w:rPr>
-          <w:sz w:val="20"/>
-          <w:szCs w:val="20"/>
-        </w:rPr>
-        <w:t>Yes because we want to know what models are increasingly being used recently, even for comparison</w:t>
-      </w:r>
-    </w:p>
-  </w:comment>
-  <w:comment w:id="2" w:author="TU-Pseudonym 17309741480645734872414535861" w:date="2025-10-14T19:36:00Z" w:initials="TP1">
-    <w:p>
-      <w:r>
-        <w:rPr>
-          <w:rStyle w:val="CommentReference"/>
-        </w:rPr>
-        <w:annotationRef/>
-      </w:r>
-      <w:r>
-        <w:rPr>
-          <w:sz w:val="20"/>
-          <w:szCs w:val="20"/>
-        </w:rPr>
-        <w:t>How is this different from LLM-as-a-judge?</w:t>
-      </w:r>
-    </w:p>
-  </w:comment>
-</w:comments>
-</file>
-
-<file path=word/commentsExtended.xml><?xml version="1.0" encoding="utf-8"?>
-<w15:commentsEx xmlns:wpc="http://schemas.microsoft.com/office/word/2010/wordprocessingCanvas" xmlns:cx="http://schemas.microsoft.com/office/drawing/2014/chartex" xmlns:cx1="http://schemas.microsoft.com/office/drawing/2015/9/8/chartex" xmlns:cx2="http://schemas.microsoft.com/office/drawing/2015/10/21/chartex" xmlns:cx3="http://schemas.microsoft.com/office/drawing/2016/5/9/chartex" xmlns:cx4="http://schemas.microsoft.com/office/drawing/2016/5/10/chartex" xmlns:cx5="http://schemas.microsoft.com/office/drawing/2016/5/11/chartex" xmlns:cx6="http://schemas.microsoft.com/office/drawing/2016/5/12/chartex" xmlns:cx7="http://schemas.microsoft.com/office/drawing/2016/5/13/chartex" xmlns:cx8="http://schemas.microsoft.com/office/drawing/2016/5/14/chartex" xmlns:mc="http://schemas.openxmlformats.org/markup-compatibility/2006" xmlns:aink="http://schemas.microsoft.com/office/drawing/2016/ink" xmlns:am3d="http://schemas.microsoft.com/office/drawing/2017/model3d" xmlns:o="urn:schemas-microsoft-com:office:office" xmlns:oel="http://schemas.microsoft.com/office/2019/extlst" xmlns:r="http://schemas.openxmlformats.org/officeDocument/2006/relationships" xmlns:m="http://schemas.openxmlformats.org/officeDocument/2006/math" xmlns:v="urn:schemas-microsoft-com:vml" xmlns:wp14="http://schemas.microsoft.com/office/word/2010/wordprocessingDrawing" xmlns:wp="http://schemas.openxmlformats.org/drawingml/2006/wordprocessingDrawing" xmlns:w10="urn:schemas-microsoft-com:office:word" xmlns:w="http://schemas.openxmlformats.org/wordprocessingml/2006/main" xmlns:w14="http://schemas.microsoft.com/office/word/2010/wordml" xmlns:w15="http://schemas.microsoft.com/office/word/2012/wordml" xmlns:w16cex="http://schemas.microsoft.com/office/word/2018/wordml/cex" xmlns:w16cid="http://schemas.microsoft.com/office/word/2016/wordml/cid" xmlns:w16="http://schemas.microsoft.com/office/word/2018/wordml" xmlns:w16du="http://schemas.microsoft.com/office/word/2023/wordml/word16du" xmlns:w16sdtdh="http://schemas.microsoft.com/office/word/2020/wordml/sdtdatahash" xmlns:w16sdtfl="http://schemas.microsoft.com/office/word/2024/wordml/sdtformatlock" xmlns:w16se="http://schemas.microsoft.com/office/word/2015/wordml/symex" xmlns:wpg="http://schemas.microsoft.com/office/word/2010/wordprocessingGroup" xmlns:wpi="http://schemas.microsoft.com/office/word/2010/wordprocessingInk" xmlns:wne="http://schemas.microsoft.com/office/word/2006/wordml" xmlns:wps="http://schemas.microsoft.com/office/word/2010/wordprocessingShape" mc:Ignorable="w14 w15 w16se w16cid w16 w16cex w16sdtdh w16sdtfl w16du wp14">
-  <w15:commentEx w15:paraId="1BFD6864" w15:done="0"/>
-  <w15:commentEx w15:paraId="26506546" w15:paraIdParent="1BFD6864" w15:done="0"/>
-  <w15:commentEx w15:paraId="0B91BAD1" w15:done="0"/>
-</w15:commentsEx>
-</file>
-
-<file path=word/commentsExtensible.xml><?xml version="1.0" encoding="utf-8"?>
-<w16cex:commentsExtensible xmlns:wpc="http://schemas.microsoft.com/office/word/2010/wordprocessingCanvas" xmlns:cx="http://schemas.microsoft.com/office/drawing/2014/chartex" xmlns:cx1="http://schemas.microsoft.com/office/drawing/2015/9/8/chartex" xmlns:cx2="http://schemas.microsoft.com/office/drawing/2015/10/21/chartex" xmlns:cx3="http://schemas.microsoft.com/office/drawing/2016/5/9/chartex" xmlns:cx4="http://schemas.microsoft.com/office/drawing/2016/5/10/chartex" xmlns:cx5="http://schemas.microsoft.com/office/drawing/2016/5/11/chartex" xmlns:cx6="http://schemas.microsoft.com/office/drawing/2016/5/12/chartex" xmlns:cx7="http://schemas.microsoft.com/office/drawing/2016/5/13/chartex" xmlns:cx8="http://schemas.microsoft.com/office/drawing/2016/5/14/chartex" xmlns:cr="http://schemas.microsoft.com/office/comments/2020/reactions" xmlns:mc="http://schemas.openxmlformats.org/markup-compatibility/2006" xmlns:aink="http://schemas.microsoft.com/office/drawing/2016/ink" xmlns:am3d="http://schemas.microsoft.com/office/drawing/2017/model3d" xmlns:o="urn:schemas-microsoft-com:office:office" xmlns:oel="http://schemas.microsoft.com/office/2019/extlst" xmlns:r="http://schemas.openxmlformats.org/officeDocument/2006/relationships" xmlns:m="http://schemas.openxmlformats.org/officeDocument/2006/math" xmlns:v="urn:schemas-microsoft-com:vml" xmlns:wp14="http://schemas.microsoft.com/office/word/2010/wordprocessingDrawing" xmlns:wp="http://schemas.openxmlformats.org/drawingml/2006/wordprocessingDrawing" xmlns:w10="urn:schemas-microsoft-com:office:word" xmlns:w="http://schemas.openxmlformats.org/wordprocessingml/2006/main" xmlns:w14="http://schemas.microsoft.com/office/word/2010/wordml" xmlns:w15="http://schemas.microsoft.com/office/word/2012/wordml" xmlns:w16cex="http://schemas.microsoft.com/office/word/2018/wordml/cex" xmlns:w16cid="http://schemas.microsoft.com/office/word/2016/wordml/cid" xmlns:w16="http://schemas.microsoft.com/office/word/2018/wordml" xmlns:w16du="http://schemas.microsoft.com/office/word/2023/wordml/word16du" xmlns:w16sdtdh="http://schemas.microsoft.com/office/word/2020/wordml/sdtdatahash" xmlns:w16sdtfl="http://schemas.microsoft.com/office/word/2024/wordml/sdtformatlock" xmlns:w16se="http://schemas.microsoft.com/office/word/2015/wordml/symex" xmlns:wpg="http://schemas.microsoft.com/office/word/2010/wordprocessingGroup" xmlns:wpi="http://schemas.microsoft.com/office/word/2010/wordprocessingInk" xmlns:wne="http://schemas.microsoft.com/office/word/2006/wordml" xmlns:wps="http://schemas.microsoft.com/office/word/2010/wordprocessingShape" mc:Ignorable="w14 w15 w16se w16cid w16 w16cex w16sdtdh w16sdtfl cr w16du wp14">
-  <w16cex:commentExtensible w16cex:durableId="697A1B0D" w16cex:dateUtc="2025-10-14T17:28:00Z"/>
-  <w16cex:commentExtensible w16cex:durableId="6BE28F32" w16cex:dateUtc="2025-10-15T08:26:00Z"/>
-  <w16cex:commentExtensible w16cex:durableId="21C30044" w16cex:dateUtc="2025-10-14T17:36:00Z"/>
-</w16cex:commentsExtensible>
-</file>
-
-<file path=word/commentsIds.xml><?xml version="1.0" encoding="utf-8"?>
-<w16cid:commentsIds xmlns:wpc="http://schemas.microsoft.com/office/word/2010/wordprocessingCanvas" xmlns:cx="http://schemas.microsoft.com/office/drawing/2014/chartex" xmlns:cx1="http://schemas.microsoft.com/office/drawing/2015/9/8/chartex" xmlns:cx2="http://schemas.microsoft.com/office/drawing/2015/10/21/chartex" xmlns:cx3="http://schemas.microsoft.com/office/drawing/2016/5/9/chartex" xmlns:cx4="http://schemas.microsoft.com/office/drawing/2016/5/10/chartex" xmlns:cx5="http://schemas.microsoft.com/office/drawing/2016/5/11/chartex" xmlns:cx6="http://schemas.microsoft.com/office/drawing/2016/5/12/chartex" xmlns:cx7="http://schemas.microsoft.com/office/drawing/2016/5/13/chartex" xmlns:cx8="http://schemas.microsoft.com/office/drawing/2016/5/14/chartex" xmlns:mc="http://schemas.openxmlformats.org/markup-compatibility/2006" xmlns:aink="http://schemas.microsoft.com/office/drawing/2016/ink" xmlns:am3d="http://schemas.microsoft.com/office/drawing/2017/model3d" xmlns:o="urn:schemas-microsoft-com:office:office" xmlns:oel="http://schemas.microsoft.com/office/2019/extlst" xmlns:r="http://schemas.openxmlformats.org/officeDocument/2006/relationships" xmlns:m="http://schemas.openxmlformats.org/officeDocument/2006/math" xmlns:v="urn:schemas-microsoft-com:vml" xmlns:wp14="http://schemas.microsoft.com/office/word/2010/wordprocessingDrawing" xmlns:wp="http://schemas.openxmlformats.org/drawingml/2006/wordprocessingDrawing" xmlns:w10="urn:schemas-microsoft-com:office:word" xmlns:w="http://schemas.openxmlformats.org/wordprocessingml/2006/main" xmlns:w14="http://schemas.microsoft.com/office/word/2010/wordml" xmlns:w15="http://schemas.microsoft.com/office/word/2012/wordml" xmlns:w16cex="http://schemas.microsoft.com/office/word/2018/wordml/cex" xmlns:w16cid="http://schemas.microsoft.com/office/word/2016/wordml/cid" xmlns:w16="http://schemas.microsoft.com/office/word/2018/wordml" xmlns:w16du="http://schemas.microsoft.com/office/word/2023/wordml/word16du" xmlns:w16sdtdh="http://schemas.microsoft.com/office/word/2020/wordml/sdtdatahash" xmlns:w16sdtfl="http://schemas.microsoft.com/office/word/2024/wordml/sdtformatlock" xmlns:w16se="http://schemas.microsoft.com/office/word/2015/wordml/symex" xmlns:wpg="http://schemas.microsoft.com/office/word/2010/wordprocessingGroup" xmlns:wpi="http://schemas.microsoft.com/office/word/2010/wordprocessingInk" xmlns:wne="http://schemas.microsoft.com/office/word/2006/wordml" xmlns:wps="http://schemas.microsoft.com/office/word/2010/wordprocessingShape" mc:Ignorable="w14 w15 w16se w16cid w16 w16cex w16sdtdh w16sdtfl w16du wp14">
-  <w16cid:commentId w16cid:paraId="1BFD6864" w16cid:durableId="697A1B0D"/>
-  <w16cid:commentId w16cid:paraId="26506546" w16cid:durableId="6BE28F32"/>
-  <w16cid:commentId w16cid:paraId="0B91BAD1" w16cid:durableId="21C30044"/>
-</w16cid:commentsIds>
 </file>
 
 <file path=word/numbering.xml><?xml version="1.0" encoding="utf-8"?>
@@ -5095,14 +4988,6 @@
     <w:abstractNumId w:val="7"/>
   </w:num>
 </w:numbering>
-</file>
-
-<file path=word/people.xml><?xml version="1.0" encoding="utf-8"?>
-<w15:people xmlns:wpc="http://schemas.microsoft.com/office/word/2010/wordprocessingCanvas" xmlns:cx="http://schemas.microsoft.com/office/drawing/2014/chartex" xmlns:cx1="http://schemas.microsoft.com/office/drawing/2015/9/8/chartex" xmlns:cx2="http://schemas.microsoft.com/office/drawing/2015/10/21/chartex" xmlns:cx3="http://schemas.microsoft.com/office/drawing/2016/5/9/chartex" xmlns:cx4="http://schemas.microsoft.com/office/drawing/2016/5/10/chartex" xmlns:cx5="http://schemas.microsoft.com/office/drawing/2016/5/11/chartex" xmlns:cx6="http://schemas.microsoft.com/office/drawing/2016/5/12/chartex" xmlns:cx7="http://schemas.microsoft.com/office/drawing/2016/5/13/chartex" xmlns:cx8="http://schemas.microsoft.com/office/drawing/2016/5/14/chartex" xmlns:mc="http://schemas.openxmlformats.org/markup-compatibility/2006" xmlns:aink="http://schemas.microsoft.com/office/drawing/2016/ink" xmlns:am3d="http://schemas.microsoft.com/office/drawing/2017/model3d" xmlns:o="urn:schemas-microsoft-com:office:office" xmlns:oel="http://schemas.microsoft.com/office/2019/extlst" xmlns:r="http://schemas.openxmlformats.org/officeDocument/2006/relationships" xmlns:m="http://schemas.openxmlformats.org/officeDocument/2006/math" xmlns:v="urn:schemas-microsoft-com:vml" xmlns:wp14="http://schemas.microsoft.com/office/word/2010/wordprocessingDrawing" xmlns:wp="http://schemas.openxmlformats.org/drawingml/2006/wordprocessingDrawing" xmlns:w10="urn:schemas-microsoft-com:office:word" xmlns:w="http://schemas.openxmlformats.org/wordprocessingml/2006/main" xmlns:w14="http://schemas.microsoft.com/office/word/2010/wordml" xmlns:w15="http://schemas.microsoft.com/office/word/2012/wordml" xmlns:w16cex="http://schemas.microsoft.com/office/word/2018/wordml/cex" xmlns:w16cid="http://schemas.microsoft.com/office/word/2016/wordml/cid" xmlns:w16="http://schemas.microsoft.com/office/word/2018/wordml" xmlns:w16du="http://schemas.microsoft.com/office/word/2023/wordml/word16du" xmlns:w16sdtdh="http://schemas.microsoft.com/office/word/2020/wordml/sdtdatahash" xmlns:w16sdtfl="http://schemas.microsoft.com/office/word/2024/wordml/sdtformatlock" xmlns:w16se="http://schemas.microsoft.com/office/word/2015/wordml/symex" xmlns:wpg="http://schemas.microsoft.com/office/word/2010/wordprocessingGroup" xmlns:wpi="http://schemas.microsoft.com/office/word/2010/wordprocessingInk" xmlns:wne="http://schemas.microsoft.com/office/word/2006/wordml" xmlns:wps="http://schemas.microsoft.com/office/word/2010/wordprocessingShape" mc:Ignorable="w14 w15 w16se w16cid w16 w16cex w16sdtdh w16sdtfl w16du wp14">
-  <w15:person w15:author="TU-Pseudonym 17309741480645734872414535861">
-    <w15:presenceInfo w15:providerId="AD" w15:userId="S::17309741480645734872414535861@msopseudo.tu-berlin.de::b0b537e2-03b7-4ee2-b61a-8d33e06eb4a4"/>
-  </w15:person>
-</w15:people>
 </file>
 
 <file path=word/styles.xml><?xml version="1.0" encoding="utf-8"?>
